--- a/docs/SOP_cdniproc_wrapper.docx
+++ b/docs/SOP_cdniproc_wrapper.docx
@@ -549,7 +549,7 @@
           <w:rFonts w:ascii="Consolas" w:hAnsi="Consolas"/>
           <w:sz w:val="19"/>
         </w:rPr>
-        <w:t>git clone &lt;repo-url&gt; cdniproc_wrapper &amp;&amp; cd cdniproc_wrapper</w:t>
+        <w:t>git clone https://github.com/b3n3dikt/cdniproc_wrapper.git &amp;&amp; cd cdniproc_wrapper</w:t>
       </w:r>
     </w:p>
     <w:p>

--- a/docs/SOP_cdniproc_wrapper.docx
+++ b/docs/SOP_cdniproc_wrapper.docx
@@ -506,7 +506,7 @@
         <w:t>SES</w:t>
       </w:r>
       <w:r>
-        <w:t xml:space="preserve"> = session label without "ses-", exactly as in the S3 folder name, two digits (01). </w:t>
+        <w:t xml:space="preserve"> = session label without "ses-", as it appears in the S3 folder name (numeric sessions two digits, e.g. 01; labels such as 3TD1 or 7T1 are fine). </w:t>
       </w:r>
       <w:r>
         <w:rPr>
@@ -515,17 +515,7 @@
         <w:t>MAGNET</w:t>
       </w:r>
       <w:r>
-        <w:t xml:space="preserve"> = 3T or 7T; optional, if you leave it out the DEFAULT_MAGNET from config.sh is used (3T unless you change it), so a study with a single field strength can ignore it. S3 folders must be named </w:t>
-      </w:r>
-      <w:r>
-        <w:rPr>
-          <w:rFonts w:ascii="Consolas" w:hAnsi="Consolas"/>
-          <w:sz w:val="19"/>
-        </w:rPr>
-        <w:t>s3://&lt;bucket&gt;/dicoms/&lt;SUB&gt;_&lt;SES&gt;/</w:t>
-      </w:r>
-      <w:r>
-        <w:t>.</w:t>
+        <w:t xml:space="preserve"> = 3T or 7T; optional, if you leave it out the DEFAULT_MAGNET from config.sh is used (3T unless you change it), so a study with a single field strength can ignore it. Where the DICOMs sit in S3 is set by S3_BUCKET and S3_DICOM_PATH in config.sh.</w:t>
       </w:r>
     </w:p>
     <w:p>
@@ -723,7 +713,7 @@
         <w:t>config.sh</w:t>
       </w:r>
       <w:r>
-        <w:t>, which is divided into numbered sections. config.sh ships with placeholders (YOUR_SLURM_ACCOUNT, YOUR_S3_BUCKET, YOUR_STUDY in OUT_BASE) and run_subject.sh will not run until they are replaced. Other defaults are the settings the original study used.</w:t>
+        <w:t>, which is divided into numbered sections. config.sh ships with placeholders (YOUR_SLURM_ACCOUNT, YOUR_S3_BUCKET) and run_subject.sh will not run until they are replaced. Other defaults are the settings the original study used.</w:t>
       </w:r>
     </w:p>
     <w:tbl>
@@ -912,7 +902,109 @@
               <w:spacing w:after="40"/>
             </w:pPr>
             <w:r>
-              <w:t>Bucket that holds the study DICOMs as dicoms/&lt;SUB&gt;_&lt;SES&gt;/.</w:t>
+              <w:t>Bucket name only (the part right after s3://).</w:t>
+            </w:r>
+          </w:p>
+        </w:tc>
+      </w:tr>
+      <w:tr>
+        <w:tc>
+          <w:tcPr>
+            <w:tcW w:type="dxa" w:w="2448"/>
+          </w:tcPr>
+          <w:p>
+            <w:pPr>
+              <w:spacing w:after="40"/>
+            </w:pPr>
+            <w:r>
+              <w:t>S3_DICOM_PATH</w:t>
+            </w:r>
+          </w:p>
+        </w:tc>
+        <w:tc>
+          <w:tcPr>
+            <w:tcW w:type="dxa" w:w="1152"/>
+          </w:tcPr>
+          <w:p>
+            <w:pPr>
+              <w:spacing w:after="40"/>
+            </w:pPr>
+            <w:r>
+              <w:t>1</w:t>
+            </w:r>
+          </w:p>
+        </w:tc>
+        <w:tc>
+          <w:tcPr>
+            <w:tcW w:type="dxa" w:w="5760"/>
+          </w:tcPr>
+          <w:p>
+            <w:pPr>
+              <w:spacing w:after="40"/>
+            </w:pPr>
+            <w:r>
+              <w:t xml:space="preserve">Where one session's DICOMs are inside the bucket, as a template; {SUB}, {SES} and {MAGNET} are filled in for each run. Default </w:t>
+            </w:r>
+            <w:r>
+              <w:rPr>
+                <w:rFonts w:ascii="Consolas" w:hAnsi="Consolas"/>
+                <w:sz w:val="19"/>
+              </w:rPr>
+              <w:t>dicoms/{SUB}_{SES}/</w:t>
+            </w:r>
+            <w:r>
+              <w:t xml:space="preserve">. For s3://&lt;bucket&gt;/pfm3t7t/3T/dicoms/sub-PFM3T7T01_ses-3TD1/ use </w:t>
+            </w:r>
+            <w:r>
+              <w:rPr>
+                <w:rFonts w:ascii="Consolas" w:hAnsi="Consolas"/>
+                <w:sz w:val="19"/>
+              </w:rPr>
+              <w:t>pfm3t7t/{MAGNET}/dicoms/sub-{SUB}_ses-{SES}/</w:t>
+            </w:r>
+            <w:r>
+              <w:t>. If the first folder is the bucket itself, put it in S3_BUCKET and drop it from the pattern.</w:t>
+            </w:r>
+          </w:p>
+        </w:tc>
+      </w:tr>
+      <w:tr>
+        <w:tc>
+          <w:tcPr>
+            <w:tcW w:type="dxa" w:w="2448"/>
+          </w:tcPr>
+          <w:p>
+            <w:pPr>
+              <w:spacing w:after="40"/>
+            </w:pPr>
+            <w:r>
+              <w:t>STUDY_NAME</w:t>
+            </w:r>
+          </w:p>
+        </w:tc>
+        <w:tc>
+          <w:tcPr>
+            <w:tcW w:type="dxa" w:w="1152"/>
+          </w:tcPr>
+          <w:p>
+            <w:pPr>
+              <w:spacing w:after="40"/>
+            </w:pPr>
+            <w:r>
+              <w:t>1</w:t>
+            </w:r>
+          </w:p>
+        </w:tc>
+        <w:tc>
+          <w:tcPr>
+            <w:tcW w:type="dxa" w:w="5760"/>
+          </w:tcPr>
+          <w:p>
+            <w:pPr>
+              <w:spacing w:after="40"/>
+            </w:pPr>
+            <w:r>
+              <w:t>Optional short study name (e.g. mystudy). It becomes a folder in the default OUT_BASE; leave it empty to skip that folder.</w:t>
             </w:r>
           </w:p>
         </w:tc>
@@ -953,7 +1045,7 @@
               <w:spacing w:after="40"/>
             </w:pPr>
             <w:r>
-              <w:t>Scratch location for all outputs (replace YOUR_STUDY with your study name); everything is written under OUT_BASE/&lt;MAGNET&gt;/. It must NOT contain the words "bids", "sub-" or "ses-" (the lab NORDIC scripts split paths on them). run_subject.sh refuses to start if it does.</w:t>
+              <w:t>Scratch location for all outputs. Default: /scratch.global/&lt;you&gt;/projects/&lt;STUDY_NAME&gt;/data/processing (the STUDY_NAME folder is skipped if empty), or set it to any path; everything is written under OUT_BASE/&lt;MAGNET&gt;/. It (and STUDY_NAME) must NOT contain the words "bids", "sub-" or "ses-" (the lab NORDIC scripts split paths on them). run_subject.sh refuses to start if it does.</w:t>
             </w:r>
           </w:p>
         </w:tc>

--- a/docs/SOP_cdniproc_wrapper.docx
+++ b/docs/SOP_cdniproc_wrapper.docx
@@ -506,7 +506,7 @@
         <w:t>SES</w:t>
       </w:r>
       <w:r>
-        <w:t xml:space="preserve"> = session label without "ses-", as it appears in the S3 folder name (numeric sessions two digits, e.g. 01; labels such as 3TD1 or 7T1 are fine). </w:t>
+        <w:t xml:space="preserve"> = session label without "ses-", as it appears in the S3 folder name (numeric sessions two digits, e.g. 01; labels such as 3T1 or 7T1 are fine). </w:t>
       </w:r>
       <w:r>
         <w:rPr>
@@ -953,14 +953,14 @@
               <w:t>dicoms/{SUB}_{SES}/</w:t>
             </w:r>
             <w:r>
-              <w:t xml:space="preserve">. For s3://&lt;bucket&gt;/pfm3t7t/3T/dicoms/sub-PFM3T7T01_ses-3TD1/ use </w:t>
+              <w:t xml:space="preserve">. For s3://&lt;bucket&gt;/mystudy/3T/dicoms/sub-SUB001_ses-3T1/ use </w:t>
             </w:r>
             <w:r>
               <w:rPr>
                 <w:rFonts w:ascii="Consolas" w:hAnsi="Consolas"/>
                 <w:sz w:val="19"/>
               </w:rPr>
-              <w:t>pfm3t7t/{MAGNET}/dicoms/sub-{SUB}_ses-{SES}/</w:t>
+              <w:t>mystudy/{MAGNET}/dicoms/sub-{SUB}_ses-{SES}/</w:t>
             </w:r>
             <w:r>
               <w:t>. If the first folder is the bucket itself, put it in S3_BUCKET and drop it from the pattern.</w:t>

--- a/docs/SOP_cdniproc_wrapper.docx
+++ b/docs/SOP_cdniproc_wrapper.docx
@@ -2028,7 +2028,7 @@
           <w:rFonts w:ascii="Consolas" w:hAnsi="Consolas"/>
           <w:sz w:val="19"/>
         </w:rPr>
-        <w:t>--use-view</w:t>
+        <w:t>--use-txt</w:t>
       </w:r>
       <w:r>
         <w:t xml:space="preserve"> (</w:t>
@@ -2038,7 +2038,7 @@
           <w:rFonts w:ascii="Consolas" w:hAnsi="Consolas"/>
           <w:sz w:val="19"/>
         </w:rPr>
-        <w:t>./run_subject.sh SUB [MAGNET] SES --from 2 --use-view</w:t>
+        <w:t>./run_subject.sh SUB [MAGNET] SES --from 2 --use-txt</w:t>
       </w:r>
       <w:r>
         <w:t>).</w:t>
@@ -2050,7 +2050,7 @@
         <w:spacing w:after="40"/>
       </w:pPr>
       <w:r>
-        <w:t>The TSV stays the source of truth. --use-view writes only the cells you changed in the text file (compared with a hidden snapshot taken when the view was made); anything changed in the TSV by hand is kept. If the same cell was changed differently in both, nothing is written and the conflict is listed.</w:t>
+        <w:t>The TSV stays the source of truth. --use-txt writes only the cells you changed in the text file (compared with a hidden snapshot taken when the view was made); anything changed in the TSV by hand is kept. If the same cell was changed differently in both, nothing is written and the conflict is listed.</w:t>
       </w:r>
     </w:p>
     <w:p>
@@ -2059,7 +2059,7 @@
         <w:spacing w:after="40"/>
       </w:pPr>
       <w:r>
-        <w:t>Without --use-view step 02 uses the TSV as before. If the text file holds edits that are not in the TSV, step 02 stops and says so, so edits are never silently ignored.</w:t>
+        <w:t>Without --use-txt step 02 uses the TSV as before. If the text file holds edits that are not in the TSV, step 02 stops and says so, so edits are never silently ignored.</w:t>
       </w:r>
     </w:p>
     <w:p>

--- a/docs/SOP_cdniproc_wrapper.docx
+++ b/docs/SOP_cdniproc_wrapper.docx
@@ -2011,7 +2011,7 @@
         <w:t>sub-&lt;SUB&gt;_ses-&lt;SES&gt;.view.txt</w:t>
       </w:r>
       <w:r>
-        <w:t xml:space="preserve"> next to the TSV, a short aligned table with a CHECKS section (unlabelled series, rest runs missing a magnitude or phase partner, fmaps without PEdir). Edit the columns marked * (label, MP, acq, PEdir, inv, nEcho; write an empty cell as a single dot). Then preview with </w:t>
+        <w:t xml:space="preserve"> next to the TSV, a short aligned table with a CHECKS section (unlabelled series, rest runs missing a magnitude or phase partner, fmaps without PEdir). Edit the columns marked * (label, MP, acq, PEdir, inv, nEcho; write an empty cell as a single dot). Optionally preview with </w:t>
       </w:r>
       <w:r>
         <w:rPr>
@@ -2021,7 +2021,17 @@
         <w:t>python helpers/view_tsv.py status &lt;tsv&gt;</w:t>
       </w:r>
       <w:r>
-        <w:t xml:space="preserve"> and run step 02 with </w:t>
+        <w:t xml:space="preserve"> (run </w:t>
+      </w:r>
+      <w:r>
+        <w:rPr>
+          <w:rFonts w:ascii="Consolas" w:hAnsi="Consolas"/>
+          <w:sz w:val="19"/>
+        </w:rPr>
+        <w:t>conda activate py11</w:t>
+      </w:r>
+      <w:r>
+        <w:t xml:space="preserve"> first; it needs pandas; it catches typos in seconds instead of after the job has queued), then run step 02 with </w:t>
       </w:r>
       <w:r>
         <w:rPr>
@@ -3294,6 +3304,110 @@
               <w:spacing w:after="40"/>
             </w:pPr>
             <w:r>
+              <w:t>Step 01 finds no DICOMs / wrong S3 URL</w:t>
+            </w:r>
+          </w:p>
+        </w:tc>
+        <w:tc>
+          <w:tcPr>
+            <w:tcW w:type="dxa" w:w="5904"/>
+          </w:tcPr>
+          <w:p>
+            <w:pPr>
+              <w:spacing w:after="40"/>
+            </w:pPr>
+            <w:r>
+              <w:t xml:space="preserve">The step 01 log line "pulling last DICOM of each series: s3://..." shows the path used. Compare it with </w:t>
+            </w:r>
+            <w:r>
+              <w:rPr>
+                <w:rFonts w:ascii="Consolas" w:hAnsi="Consolas"/>
+                <w:sz w:val="19"/>
+              </w:rPr>
+              <w:t>s3cmd ls s3://&lt;bucket&gt;/...</w:t>
+            </w:r>
+            <w:r>
+              <w:t xml:space="preserve"> and fix S3_BUCKET / S3_DICOM_PATH in config.sh.</w:t>
+            </w:r>
+          </w:p>
+        </w:tc>
+      </w:tr>
+      <w:tr>
+        <w:tc>
+          <w:tcPr>
+            <w:tcW w:type="dxa" w:w="3456"/>
+          </w:tcPr>
+          <w:p>
+            <w:pPr>
+              <w:spacing w:after="40"/>
+            </w:pPr>
+            <w:r>
+              <w:t>Step 02 stops: "the text view has edits that are NOT in the TSV"</w:t>
+            </w:r>
+          </w:p>
+        </w:tc>
+        <w:tc>
+          <w:tcPr>
+            <w:tcW w:type="dxa" w:w="5904"/>
+          </w:tcPr>
+          <w:p>
+            <w:pPr>
+              <w:spacing w:after="40"/>
+            </w:pPr>
+            <w:r>
+              <w:t xml:space="preserve">You edited the .view.txt but did not pass --use-txt. Rerun with --use-txt, or discard the text edits with </w:t>
+            </w:r>
+            <w:r>
+              <w:rPr>
+                <w:rFonts w:ascii="Consolas" w:hAnsi="Consolas"/>
+                <w:sz w:val="19"/>
+              </w:rPr>
+              <w:t>python helpers/view_tsv.py make &lt;tsv&gt; --force</w:t>
+            </w:r>
+            <w:r>
+              <w:t>.</w:t>
+            </w:r>
+          </w:p>
+        </w:tc>
+      </w:tr>
+      <w:tr>
+        <w:tc>
+          <w:tcPr>
+            <w:tcW w:type="dxa" w:w="3456"/>
+          </w:tcPr>
+          <w:p>
+            <w:pPr>
+              <w:spacing w:after="40"/>
+            </w:pPr>
+            <w:r>
+              <w:t>git pull refuses (local changes / unmerged files)</w:t>
+            </w:r>
+          </w:p>
+        </w:tc>
+        <w:tc>
+          <w:tcPr>
+            <w:tcW w:type="dxa" w:w="5904"/>
+          </w:tcPr>
+          <w:p>
+            <w:pPr>
+              <w:spacing w:after="40"/>
+            </w:pPr>
+            <w:r>
+              <w:t>See section 9, Updating to a newer version.</w:t>
+            </w:r>
+          </w:p>
+        </w:tc>
+      </w:tr>
+      <w:tr>
+        <w:tc>
+          <w:tcPr>
+            <w:tcW w:type="dxa" w:w="3456"/>
+          </w:tcPr>
+          <w:p>
+            <w:pPr>
+              <w:spacing w:after="40"/>
+            </w:pPr>
+            <w:r>
               <w:t>"NORDIC FAILED" (04)</w:t>
             </w:r>
           </w:p>
@@ -3427,7 +3541,155 @@
         <w:pStyle w:val="Heading1"/>
       </w:pPr>
       <w:r>
-        <w:t>9. Which lab code each step uses</w:t>
+        <w:t>9. Updating to a newer version</w:t>
+      </w:r>
+    </w:p>
+    <w:p>
+      <w:pPr>
+        <w:spacing w:after="0"/>
+        <w:ind w:left="216"/>
+        <w:shd w:val="clear" w:fill="F2F2F2"/>
+      </w:pPr>
+      <w:r>
+        <w:rPr>
+          <w:rFonts w:ascii="Consolas" w:hAnsi="Consolas"/>
+          <w:sz w:val="19"/>
+        </w:rPr>
+        <w:t>cd cdniproc_wrapper</w:t>
+      </w:r>
+    </w:p>
+    <w:p>
+      <w:pPr>
+        <w:spacing w:after="0"/>
+        <w:ind w:left="216"/>
+        <w:shd w:val="clear" w:fill="F2F2F2"/>
+      </w:pPr>
+      <w:r>
+        <w:rPr>
+          <w:rFonts w:ascii="Consolas" w:hAnsi="Consolas"/>
+          <w:sz w:val="19"/>
+        </w:rPr>
+        <w:t>git config pull.rebase false      # one-time: silences a harmless "divergent branches" hint</w:t>
+      </w:r>
+    </w:p>
+    <w:p>
+      <w:pPr>
+        <w:spacing w:after="0"/>
+        <w:ind w:left="216"/>
+        <w:shd w:val="clear" w:fill="F2F2F2"/>
+      </w:pPr>
+      <w:r>
+        <w:rPr>
+          <w:rFonts w:ascii="Consolas" w:hAnsi="Consolas"/>
+          <w:sz w:val="19"/>
+        </w:rPr>
+        <w:t>git pull --autostash              # saves your edits (e.g. to config.sh), pulls, puts them back</w:t>
+      </w:r>
+    </w:p>
+    <w:p>
+      <w:pPr>
+        <w:spacing w:after="120"/>
+        <w:ind w:left="216"/>
+        <w:shd w:val="clear" w:fill="F2F2F2"/>
+      </w:pPr>
+      <w:r>
+        <w:rPr>
+          <w:rFonts w:ascii="Consolas" w:hAnsi="Consolas"/>
+          <w:sz w:val="19"/>
+        </w:rPr>
+        <w:t>grep -n "YOUR_" config.sh         # prints nothing if your settings survived</w:t>
+      </w:r>
+    </w:p>
+    <w:p>
+      <w:pPr>
+        <w:spacing w:after="100"/>
+      </w:pPr>
+      <w:r>
+        <w:t>Your logs/ contents and your output data are never touched by a pull (logs are git-ignored and outputs live in OUT_BASE). config.sh is the one file you edit, so it is the one that can conflict.</w:t>
+      </w:r>
+    </w:p>
+    <w:p>
+      <w:pPr>
+        <w:pStyle w:val="ListBullet"/>
+        <w:spacing w:after="40"/>
+      </w:pPr>
+      <w:r>
+        <w:t>If the update and your edits changed the same line, git prints CONFLICT and marks the file with &lt;&lt;&lt;&lt;&lt;&lt;&lt;, ======= and &gt;&gt;&gt;&gt;&gt;&gt;&gt;. Open it, keep the lines you want, delete the marker lines and save.</w:t>
+      </w:r>
+    </w:p>
+    <w:p>
+      <w:pPr>
+        <w:pStyle w:val="ListBullet"/>
+        <w:spacing w:after="40"/>
+      </w:pPr>
+      <w:r>
+        <w:t xml:space="preserve">To discard your edits and take the repository version: </w:t>
+      </w:r>
+      <w:r>
+        <w:rPr>
+          <w:rFonts w:ascii="Consolas" w:hAnsi="Consolas"/>
+          <w:sz w:val="19"/>
+        </w:rPr>
+        <w:t>cp config.sh ~/config.sh.mine &amp;&amp; git restore config.sh &amp;&amp; git pull</w:t>
+      </w:r>
+      <w:r>
+        <w:t xml:space="preserve">, then re-enter your settings (compare with </w:t>
+      </w:r>
+      <w:r>
+        <w:rPr>
+          <w:rFonts w:ascii="Consolas" w:hAnsi="Consolas"/>
+          <w:sz w:val="19"/>
+        </w:rPr>
+        <w:t>diff ~/config.sh.mine config.sh</w:t>
+      </w:r>
+      <w:r>
+        <w:t>).</w:t>
+      </w:r>
+    </w:p>
+    <w:p>
+      <w:pPr>
+        <w:pStyle w:val="ListBullet"/>
+        <w:spacing w:after="40"/>
+      </w:pPr>
+      <w:r>
+        <w:t xml:space="preserve">Stuck in a half-finished conflict ("Pulling is not possible because you have unmerged files")? </w:t>
+      </w:r>
+      <w:r>
+        <w:rPr>
+          <w:rFonts w:ascii="Consolas" w:hAnsi="Consolas"/>
+          <w:sz w:val="19"/>
+        </w:rPr>
+        <w:t>git checkout HEAD -- config.sh</w:t>
+      </w:r>
+      <w:r>
+        <w:t xml:space="preserve"> clears it. To reset everything to the GitHub version: </w:t>
+      </w:r>
+      <w:r>
+        <w:rPr>
+          <w:rFonts w:ascii="Consolas" w:hAnsi="Consolas"/>
+          <w:sz w:val="19"/>
+        </w:rPr>
+        <w:t>git fetch &amp;&amp; git reset --hard origin/main</w:t>
+      </w:r>
+      <w:r>
+        <w:t xml:space="preserve"> (discards all local edits to tracked files).</w:t>
+      </w:r>
+    </w:p>
+    <w:p>
+      <w:pPr>
+        <w:pStyle w:val="ListBullet"/>
+        <w:spacing w:after="40"/>
+      </w:pPr>
+      <w:r>
+        <w:t>New settings arrive with defaults, so an older config.sh keeps working.</w:t>
+      </w:r>
+    </w:p>
+    <w:p>
+      <w:pPr>
+        <w:pStyle w:val="Heading1"/>
+      </w:pPr>
+      <w:r>
+        <w:t>10. Which lab code each step uses</w:t>
       </w:r>
     </w:p>
     <w:p>
@@ -3737,7 +3999,7 @@
         <w:pStyle w:val="Heading1"/>
       </w:pPr>
       <w:r>
-        <w:t>10. Sign-off for a new study or machine</w:t>
+        <w:t>11. Sign-off for a new study or machine</w:t>
       </w:r>
     </w:p>
     <w:p>

--- a/docs/SOP_cdniproc_wrapper.docx
+++ b/docs/SOP_cdniproc_wrapper.docx
@@ -978,6 +978,47 @@
               <w:spacing w:after="40"/>
             </w:pPr>
             <w:r>
+              <w:t>USE_MAGNET_FOLDER</w:t>
+            </w:r>
+          </w:p>
+        </w:tc>
+        <w:tc>
+          <w:tcPr>
+            <w:tcW w:type="dxa" w:w="1152"/>
+          </w:tcPr>
+          <w:p>
+            <w:pPr>
+              <w:spacing w:after="40"/>
+            </w:pPr>
+            <w:r>
+              <w:t>1</w:t>
+            </w:r>
+          </w:p>
+        </w:tc>
+        <w:tc>
+          <w:tcPr>
+            <w:tcW w:type="dxa" w:w="5760"/>
+          </w:tcPr>
+          <w:p>
+            <w:pPr>
+              <w:spacing w:after="40"/>
+            </w:pPr>
+            <w:r>
+              <w:t>0 (default): outputs go straight in OUT_BASE (e.g. .../processing/bids/). 1: outputs go in OUT_BASE/&lt;MAGNET&gt;/ (e.g. .../processing/3T/bids/); use 1 for a study with both 3T and 7T data so the two do not mix. If you run on an existing folder that already has 3T/bids, set 1; a warning is printed if the setting does not match.</w:t>
+            </w:r>
+          </w:p>
+        </w:tc>
+      </w:tr>
+      <w:tr>
+        <w:tc>
+          <w:tcPr>
+            <w:tcW w:type="dxa" w:w="2448"/>
+          </w:tcPr>
+          <w:p>
+            <w:pPr>
+              <w:spacing w:after="40"/>
+            </w:pPr>
+            <w:r>
               <w:t>STUDY_NAME</w:t>
             </w:r>
           </w:p>
@@ -1045,7 +1086,7 @@
               <w:spacing w:after="40"/>
             </w:pPr>
             <w:r>
-              <w:t>Scratch location for all outputs. Default: /scratch.global/&lt;you&gt;/projects/&lt;STUDY_NAME&gt;/data/processing (the STUDY_NAME folder is skipped if empty), or set it to any path; everything is written under OUT_BASE/&lt;MAGNET&gt;/. It (and STUDY_NAME) must NOT contain the words "bids", "sub-" or "ses-" (the lab NORDIC scripts split paths on them). run_subject.sh refuses to start if it does.</w:t>
+              <w:t>Scratch location for all outputs. Default: /scratch.global/&lt;you&gt;/projects/&lt;STUDY_NAME&gt;/data/processing (the STUDY_NAME folder is skipped if empty), or set it to any path; everything is written directly under OUT_BASE (or OUT_BASE/&lt;MAGNET&gt;/ if USE_MAGNET_FOLDER=1). It (and STUDY_NAME) must NOT contain the words "bids", "sub-" or "ses-" (the lab NORDIC scripts split paths on them). run_subject.sh refuses to start if it does.</w:t>
             </w:r>
           </w:p>
         </w:tc>
@@ -1987,7 +2028,20 @@
           <w:rFonts w:ascii="Consolas" w:hAnsi="Consolas"/>
           <w:sz w:val="19"/>
         </w:rPr>
-        <w:t>OUT_BASE/&lt;MAGNET&gt;/summaries/sub-&lt;SUB&gt;_ses-&lt;SES&gt;.tsv</w:t>
+        <w:t>OUT_BASE/summaries/sub-&lt;SUB&gt;_ses-&lt;SES&gt;.tsv</w:t>
+      </w:r>
+      <w:r>
+        <w:t xml:space="preserve"> (</w:t>
+      </w:r>
+      <w:r>
+        <w:rPr>
+          <w:rFonts w:ascii="Consolas" w:hAnsi="Consolas"/>
+          <w:sz w:val="19"/>
+        </w:rPr>
+        <w:t>OUT_BASE/&lt;MAGNET&gt;/summaries/…</w:t>
+      </w:r>
+      <w:r>
+        <w:t xml:space="preserve"> if USE_MAGNET_FOLDER=1)</w:t>
       </w:r>
     </w:p>
     <w:p>
@@ -2307,7 +2361,7 @@
         <w:t>submits</w:t>
       </w:r>
       <w:r>
-        <w:t xml:space="preserve"> the NORDIC jobs and does not wait. Job IDs are saved in jobs/sub-X_ses-Y.jobids and step 04 waits for them. The command list is saved as summaries/nordic_cmd_*.sh. NORDIC errors are in OUT_BASE/&lt;MAGNET&gt;/logs/nordic/*.err.</w:t>
+        <w:t xml:space="preserve"> the NORDIC jobs and does not wait. Job IDs are saved in jobs/sub-X_ses-Y.jobids and step 04 waits for them. The command list is saved as summaries/nordic_cmd_*.sh. NORDIC errors are in OUT_BASE/logs/nordic/*.err (OUT_BASE/&lt;MAGNET&gt;/logs/nordic/ if USE_MAGNET_FOLDER=1).</w:t>
       </w:r>
     </w:p>
     <w:p>
@@ -2576,7 +2630,20 @@
           <w:rFonts w:ascii="Consolas" w:hAnsi="Consolas"/>
           <w:sz w:val="19"/>
         </w:rPr>
+        <w:t>OUT_BASE/</w:t>
+      </w:r>
+      <w:r>
+        <w:t xml:space="preserve"> (or under </w:t>
+      </w:r>
+      <w:r>
+        <w:rPr>
+          <w:rFonts w:ascii="Consolas" w:hAnsi="Consolas"/>
+          <w:sz w:val="19"/>
+        </w:rPr>
         <w:t>OUT_BASE/&lt;MAGNET&gt;/</w:t>
+      </w:r>
+      <w:r>
+        <w:t xml:space="preserve"> if USE_MAGNET_FOLDER=1)</w:t>
       </w:r>
     </w:p>
     <w:tbl>
@@ -3035,7 +3102,7 @@
         <w:spacing w:after="100"/>
       </w:pPr>
       <w:r>
-        <w:t>MAGNET only matters for studies that have both 3T and 7T data. Studies with one field strength can leave it out of every command and set DEFAULT_MAGNET in config.sh (3T by default). With both, give it explicitly. It also names the output sub-folder: OUT_BASE/3T/ or OUT_BASE/7T/.</w:t>
+        <w:t>MAGNET only matters for studies that have both 3T and 7T data. Studies with one field strength can leave it out of every command and set DEFAULT_MAGNET in config.sh (3T by default). With both, give it explicitly. If you set USE_MAGNET_FOLDER=1 in config.sh it also names the output sub-folder (OUT_BASE/3T/ or OUT_BASE/7T/), which keeps the two field strengths apart. The default is no such folder.</w:t>
       </w:r>
     </w:p>
     <w:p>
@@ -3686,6 +3753,50 @@
     </w:p>
     <w:p>
       <w:pPr>
+        <w:pStyle w:val="Heading2"/>
+      </w:pPr>
+      <w:r>
+        <w:t>Using it on an existing study folder (for example only steps 4 and 5)</w:t>
+      </w:r>
+    </w:p>
+    <w:p>
+      <w:pPr>
+        <w:spacing w:after="0"/>
+        <w:ind w:left="216"/>
+        <w:shd w:val="clear" w:fill="F2F2F2"/>
+      </w:pPr>
+      <w:r>
+        <w:rPr>
+          <w:rFonts w:ascii="Consolas" w:hAnsi="Consolas"/>
+          <w:sz w:val="19"/>
+        </w:rPr>
+        <w:t>export OUT_BASE="/path/to/study"      # the folder that CONTAINS bids/, e.g. /path/to/study/bids/sub-X/ses-Y/func</w:t>
+      </w:r>
+    </w:p>
+    <w:p>
+      <w:pPr>
+        <w:spacing w:after="120"/>
+        <w:ind w:left="216"/>
+        <w:shd w:val="clear" w:fill="F2F2F2"/>
+      </w:pPr>
+      <w:r>
+        <w:rPr>
+          <w:rFonts w:ascii="Consolas" w:hAnsi="Consolas"/>
+          <w:sz w:val="19"/>
+        </w:rPr>
+        <w:t>./run_subject.sh SUB001 01 --from 4 --to 5</w:t>
+      </w:r>
+    </w:p>
+    <w:p>
+      <w:pPr>
+        <w:spacing w:after="100"/>
+      </w:pPr>
+      <w:r>
+        <w:t>(Set OUT_BASE in config.sh rather than exporting it if you will run more than once. USE_MAGNET_FOLDER stays at its default 0, so there is no 3T/ or 7T/ folder inside.) The wrapper adds summaries/, jobs/, logs/, bids_combined/, bids_sessions/ and derivatives/nordic/ inside that folder. Step 4 expects bids/sub-X/ses-Y/{func,fmap,anat} with the NORDIC output files next to the originals; if your NORDIC output already lives in derivatives/nordic/, check the postnordic.py part of step 4 first.</w:t>
+      </w:r>
+    </w:p>
+    <w:p>
+      <w:pPr>
         <w:pStyle w:val="Heading1"/>
       </w:pPr>
       <w:r>

--- a/docs/SOP_cdniproc_wrapper.docx
+++ b/docs/SOP_cdniproc_wrapper.docx
@@ -1326,6 +1326,47 @@
               <w:spacing w:after="40"/>
             </w:pPr>
             <w:r>
+              <w:t>DERIV_BASE, WORK_BASE</w:t>
+            </w:r>
+          </w:p>
+        </w:tc>
+        <w:tc>
+          <w:tcPr>
+            <w:tcW w:type="dxa" w:w="1152"/>
+          </w:tcPr>
+          <w:p>
+            <w:pPr>
+              <w:spacing w:after="40"/>
+            </w:pPr>
+            <w:r>
+              <w:t>5</w:t>
+            </w:r>
+          </w:p>
+        </w:tc>
+        <w:tc>
+          <w:tcPr>
+            <w:tcW w:type="dxa" w:w="5760"/>
+          </w:tcPr>
+          <w:p>
+            <w:pPr>
+              <w:spacing w:after="40"/>
+            </w:pPr>
+            <w:r>
+              <w:t>Optional. Where step 05 writes the fMRIPrep / XCP-D results (DERIV_BASE) and their huge work folders (WORK_BASE). Empty = OUT_BASE/derivatives. If the data live on /projects with a small quota, keep OUT_BASE there and set WORK_BASE to a scratch path.</w:t>
+            </w:r>
+          </w:p>
+        </w:tc>
+      </w:tr>
+      <w:tr>
+        <w:tc>
+          <w:tcPr>
+            <w:tcW w:type="dxa" w:w="2448"/>
+          </w:tcPr>
+          <w:p>
+            <w:pPr>
+              <w:spacing w:after="40"/>
+            </w:pPr>
+            <w:r>
               <w:t>FMRIPREP_FLAGS, XCPD_FLAGS</w:t>
             </w:r>
           </w:p>
@@ -1394,6 +1435,47 @@
             </w:pPr>
             <w:r>
               <w:t>jsbr (our script, shim + timing aware) or lab (IntendedFor_new.py, shim matching). Keep jsbr unless you have a reason.</w:t>
+            </w:r>
+          </w:p>
+        </w:tc>
+      </w:tr>
+      <w:tr>
+        <w:tc>
+          <w:tcPr>
+            <w:tcW w:type="dxa" w:w="2448"/>
+          </w:tcPr>
+          <w:p>
+            <w:pPr>
+              <w:spacing w:after="40"/>
+            </w:pPr>
+            <w:r>
+              <w:t>SKIP_LAYOUTS_FOR_ONE_SESSION</w:t>
+            </w:r>
+          </w:p>
+        </w:tc>
+        <w:tc>
+          <w:tcPr>
+            <w:tcW w:type="dxa" w:w="1152"/>
+          </w:tcPr>
+          <w:p>
+            <w:pPr>
+              <w:spacing w:after="40"/>
+            </w:pPr>
+            <w:r>
+              <w:t>7</w:t>
+            </w:r>
+          </w:p>
+        </w:tc>
+        <w:tc>
+          <w:tcPr>
+            <w:tcW w:type="dxa" w:w="5760"/>
+          </w:tcPr>
+          <w:p>
+            <w:pPr>
+              <w:spacing w:after="40"/>
+            </w:pPr>
+            <w:r>
+              <w:t>1 (default): a subject with one session skips bids_combined / bids_sessions and fMRIPrep reads derivatives/nordic. 0: always build both.</w:t>
             </w:r>
           </w:p>
         </w:tc>
@@ -1831,10 +1913,10 @@
           <w:rFonts w:ascii="Consolas" w:hAnsi="Consolas"/>
           <w:sz w:val="19"/>
         </w:rPr>
-        <w:t>--layout combined|sessions</w:t>
+        <w:t>--layout auto|nordic|combined|sessions</w:t>
       </w:r>
       <w:r>
-        <w:t xml:space="preserve"> chooses the fMRIPrep input (default combined). Watch jobs with </w:t>
+        <w:t xml:space="preserve"> chooses the fMRIPrep input (default auto: bids_combined for several sessions, derivatives/nordic for one; see section 5.4). Watch jobs with </w:t>
       </w:r>
       <w:r>
         <w:rPr>
@@ -2421,6 +2503,30 @@
       </w:pPr>
       <w:r>
         <w:rPr>
+          <w:b/>
+        </w:rPr>
+        <w:t>One session:</w:t>
+      </w:r>
+      <w:r>
+        <w:t xml:space="preserve"> there is nothing to combine, so the next two bullets are skipped. IntendedFor is written straight into derivatives/nordic/sub-X/ses-Y/ and step 5 reads derivatives/nordic with the real session name kept (as in the lab workflow). Set SKIP_LAYOUTS_FOR_ONE_SESSION=0 in config.sh to always build both.</w:t>
+      </w:r>
+    </w:p>
+    <w:p>
+      <w:pPr>
+        <w:pStyle w:val="ListBullet"/>
+        <w:spacing w:after="40"/>
+      </w:pPr>
+      <w:r>
+        <w:rPr>
+          <w:b/>
+        </w:rPr>
+        <w:t>Several sessions:</w:t>
+      </w:r>
+      <w:r>
+        <w:t xml:space="preserve"> </w:t>
+      </w:r>
+      <w:r>
+        <w:rPr>
           <w:rFonts w:ascii="Consolas" w:hAnsi="Consolas"/>
           <w:sz w:val="19"/>
         </w:rPr>
@@ -2566,7 +2672,7 @@
         <w:spacing w:after="40"/>
       </w:pPr>
       <w:r>
-        <w:t>Runs fMRIPrep (singularity container) on bids_combined, then XCP-D in abcd mode with the lab's standard filter settings.</w:t>
+        <w:t>Runs fMRIPrep (singularity container) on bids_combined (several sessions) or derivatives/nordic (one session; --layout auto picks), then XCP-D in abcd mode with the lab's standard filter settings.</w:t>
       </w:r>
     </w:p>
     <w:p>
@@ -2955,7 +3061,7 @@
               <w:spacing w:after="40"/>
             </w:pPr>
             <w:r>
-              <w:t>fMRIPrep input.</w:t>
+              <w:t>fMRIPrep input for subjects with several sessions (not made for a single session).</w:t>
             </w:r>
           </w:p>
         </w:tc>

--- a/docs/SOP_cdniproc_wrapper.docx
+++ b/docs/SOP_cdniproc_wrapper.docx
@@ -1339,7 +1339,7 @@
               <w:spacing w:after="40"/>
             </w:pPr>
             <w:r>
-              <w:t>5</w:t>
+              <w:t>1</w:t>
             </w:r>
           </w:p>
         </w:tc>
